--- a/document/HC物联网海康门禁配置指南(网关).docx
+++ b/document/HC物联网海康门禁配置指南(网关).docx
@@ -156,8 +156,6 @@
         </w:rPr>
         <w:t>》http://shop.songbingcloud.com/ 中购买。</w:t>
       </w:r>
-      <w:bookmarkStart w:id="0" w:name="_GoBack"/>
-      <w:bookmarkEnd w:id="0"/>
     </w:p>
     <w:p>
       <w:pPr>
@@ -209,6 +207,43 @@
         </w:rPr>
         <w:t>：群内vip客户专门为HC物联网设备做的供应链平台，购买的设备可以完全适配HC物联网平台，其他渠道购买的以免不兼容HC物联网平台。</w:t>
       </w:r>
+    </w:p>
+    <w:p>
+      <w:pPr>
+        <w:keepNext w:val="0"/>
+        <w:keepLines w:val="0"/>
+        <w:widowControl/>
+        <w:suppressLineNumbers w:val="0"/>
+        <w:jc w:val="left"/>
+        <w:rPr>
+          <w:rFonts w:hint="eastAsia"/>
+          <w:lang w:val="en-US" w:eastAsia="zh-CN"/>
+        </w:rPr>
+      </w:pPr>
+    </w:p>
+    <w:p>
+      <w:pPr>
+        <w:keepNext w:val="0"/>
+        <w:keepLines w:val="0"/>
+        <w:widowControl/>
+        <w:suppressLineNumbers w:val="0"/>
+        <w:jc w:val="left"/>
+        <w:rPr>
+          <w:rFonts w:hint="default"/>
+          <w:color w:val="FF0000"/>
+          <w:lang w:val="en-US" w:eastAsia="zh-CN"/>
+        </w:rPr>
+      </w:pPr>
+      <w:r>
+        <w:rPr>
+          <w:rFonts w:hint="eastAsia"/>
+          <w:color w:val="FF0000"/>
+          <w:lang w:val="en-US" w:eastAsia="zh-CN"/>
+        </w:rPr>
+        <w:t>视频教程 https://www.bilibili.com/video/BV1rqpjewEsP/?spm_id_from=333.999.0.0&amp;vd_source=1129535056a7e5a086c2e24dc39ef7d2</w:t>
+      </w:r>
+      <w:bookmarkStart w:id="0" w:name="_GoBack"/>
+      <w:bookmarkEnd w:id="0"/>
     </w:p>
     <w:p>
       <w:pPr>
@@ -1888,7 +1923,7 @@
     <w:lsdException w:unhideWhenUsed="0" w:uiPriority="0" w:semiHidden="0" w:name="Document Map"/>
     <w:lsdException w:unhideWhenUsed="0" w:uiPriority="0" w:semiHidden="0" w:name="Plain Text"/>
     <w:lsdException w:unhideWhenUsed="0" w:uiPriority="0" w:semiHidden="0" w:name="E-mail Signature"/>
-    <w:lsdException w:unhideWhenUsed="0" w:uiPriority="0" w:semiHidden="0" w:name="Normal (Web)"/>
+    <w:lsdException w:qFormat="1" w:unhideWhenUsed="0" w:uiPriority="0" w:semiHidden="0" w:name="Normal (Web)"/>
     <w:lsdException w:unhideWhenUsed="0" w:uiPriority="0" w:semiHidden="0" w:name="HTML Acronym"/>
     <w:lsdException w:unhideWhenUsed="0" w:uiPriority="0" w:semiHidden="0" w:name="HTML Address"/>
     <w:lsdException w:unhideWhenUsed="0" w:uiPriority="0" w:semiHidden="0" w:name="HTML Cite"/>
@@ -2172,6 +2207,7 @@
   <w:style w:type="paragraph" w:styleId="6">
     <w:name w:val="Normal (Web)"/>
     <w:basedOn w:val="1"/>
+    <w:qFormat/>
     <w:uiPriority w:val="0"/>
     <w:pPr>
       <w:spacing w:before="0" w:beforeAutospacing="1" w:after="0" w:afterAutospacing="1"/>
